--- a/docs/How Voucher Hunt Works.docx
+++ b/docs/How Voucher Hunt Works.docx
@@ -150,7 +150,7 @@
     </w:p>
     <w:p>
       <w:r>
-        <w:t>The campaign page shows the offer, the rules, your address, a map, and a phone number to call you. One tap begins the hunt. Each customer gets three spins per campaign, and can earn a few more by sharing a referral link — capped daily, so it stays a game rather than a loophole.</w:t>
+        <w:t>The campaign page shows the offer, the rules, your address, a map, and a phone number to call you. One tap begins the hunt. You set how many spins each customer gets in a campaign — three is the usual — and they can earn a few more by sharing a referral link, capped daily, so it stays a game rather than a loophole.</w:t>
       </w:r>
     </w:p>
     <w:p>
@@ -218,7 +218,7 @@
     </w:p>
     <w:p>
       <w:r>
-        <w:t>The reel spins and lands on a real prize from your campaign — say 30% off. The odds are yours to set: make the deep discounts rare and the everyday ones common.</w:t>
+        <w:t>The reel spins and lands on a real prize from your campaign — say 30% off. The odds are yours to set: you give each prize a rarity, from Standard through to Legendary, and that alone decides how often it comes up. A Legendary prize is drawn a fiftieth as often as a Standard one.</w:t>
       </w:r>
     </w:p>
     <w:p>
@@ -243,10 +243,10 @@
         <w:rPr>
           <w:b/>
         </w:rPr>
-        <w:t xml:space="preserve">The customer chooses when to stop. </w:t>
+        <w:t xml:space="preserve">Spins add up rather than replace. </w:t>
       </w:r>
       <w:r>
-        <w:t>They can keep the prize in hand, or spend another spin chasing better and risk ending up with less.</w:t>
+        <w:t>Every spin they take adds another prize to choose from, and they keep whichever they like best. Spinning again costs a spin, never the prize already in hand.</w:t>
       </w:r>
     </w:p>
     <w:p>
@@ -481,7 +481,7 @@
     </w:p>
     <w:p>
       <w:r>
-        <w:t>Your staff need a phone, tablet or laptop, the dashboard, and a four-digit PIN. There is nothing to install.</w:t>
+        <w:t>Your staff need a phone, tablet or laptop, the dashboard, and their own sign-in — an email address and password we create for each person, rather than a shared code. There is nothing to install.</w:t>
       </w:r>
     </w:p>
     <w:p>
@@ -497,7 +497,7 @@
     </w:p>
     <w:p>
       <w:r>
-        <w:t>The customer shows their QR code, or reads out the voucher code. Your staff scan it or type it into Staff Validation. The screen immediately shows whether it is genuine: the discount, the customer's name, the booked date and time, and whether it has already been used. An expired or already-used voucher is refused on the spot.</w:t>
+        <w:t>The customer shows their QR code, or reads out the voucher code. Your staff scan it or type it into Scan &amp; Redeem. The screen immediately shows whether it is genuine: the discount, the customer's name, the booked date and time, and whether it has already been used. An expired or already-used voucher is refused on the spot.</w:t>
       </w:r>
     </w:p>
     <w:p>
@@ -549,7 +549,7 @@
           <w:color w:val="5B667A"/>
           <w:sz w:val="18"/>
         </w:rPr>
-        <w:t>Staff Validation, with a code entered</w:t>
+        <w:t>Scan &amp; Redeem, with a code entered</w:t>
       </w:r>
     </w:p>
     <w:p>
